--- a/klagomål/A 44380-2025 FSC-klagomål.docx
+++ b/klagomål/A 44380-2025 FSC-klagomål.docx
@@ -881,7 +881,7 @@
     <w:r>
       <w:tab/>
       <w:tab/>
-      <w:t>2026-06-18</w:t>
+      <w:t>2026-06-19</w:t>
       <w:br/>
       <w:br/>
     </w:r>

--- a/klagomål/A 44380-2025 FSC-klagomål.docx
+++ b/klagomål/A 44380-2025 FSC-klagomål.docx
@@ -881,7 +881,7 @@
     <w:r>
       <w:tab/>
       <w:tab/>
-      <w:t>2026-06-19</w:t>
+      <w:t>2026-06-20</w:t>
       <w:br/>
       <w:br/>
     </w:r>

--- a/klagomål/A 44380-2025 FSC-klagomål.docx
+++ b/klagomål/A 44380-2025 FSC-klagomål.docx
@@ -168,38 +168,7 @@
     </w:p>
     <w:p>
       <w:r>
-        <w:t>Detta dokument behandlar höga naturvärden i avverkningsanmälan A 44380-2025 i Gagnefs kommun som inkom 2025-09-16 och omfattar 0,8 ha.</w:t>
-      </w:r>
-    </w:p>
-    <w:p>
-      <w:r>
-        <w:t>Nedan presenteras fynd av naturvårdsarter som gjorts i det avverkningsanmälda området, samt relevanta utdrag ur standarderna för FSC, Chain of Custody, Controlled Wood och PEFC. I BILAGA 1 finns artfakta om rödlistade arter.</w:t>
-      </w:r>
-    </w:p>
-    <w:p>
-      <w:r>
-        <w:t>Vi förväntar oss att ni återkommer med ett skriftligt svar på vårt klagomål och även beskriver vilka korrigerande åtgärder ni satt in för att rätta till identifierade brister i er efterlevnad av den svenska FSC standarden.</w:t>
-      </w:r>
-    </w:p>
-    <w:p>
-      <w:pPr>
-        <w:pStyle w:val="Heading1"/>
-      </w:pPr>
-      <w:r>
-        <w:t>Naturvårdsarter</w:t>
-      </w:r>
-    </w:p>
-    <w:p>
-      <w:r>
-        <w:t>Inom 14 meter från avverkningsanmälan har följande 3 naturvårdsarter hittats: lunglav (NT, T), skorpgelélav (NT) och bårdlav (S, T). Av dessa är 2 rödlistade. För rödlistade arter har rödlistekategorin angivits inom parentes. Arter som är signalarter enligt Skogsstyrelsen har markerats med (S). Typiska arter inom Natura 2000 som är kopplade till skogsekosystem har markerats med (T).</w:t>
-      </w:r>
-    </w:p>
-    <w:p>
-      <w:r>
-        <w:t>De påträffade naturvårdsarterna är ett tydligt kvitto på att det rör sig om en skog med höga naturvärden.</w:t>
-      </w:r>
-      <w:r>
-        <w:t xml:space="preserve"> I Figur 1 visas fyndplatser för naturvårdsarter i området, som finns registrerade på Artportalen.</w:t>
+        <w:t>Detta klagomål behandlar höga naturvärden i avverkningsanmälan A 44380-2025 i Gagnefs kommun som inkom 2025-09-16 och omfattar 0,8 ha.</w:t>
       </w:r>
     </w:p>
     <w:p>
@@ -247,54 +216,35 @@
         <w:spacing w:after="240"/>
       </w:pPr>
       <w:r>
-        <w:t>Figur 1. Fyndplatser för naturvårdsarter inom 14 meter från avverkningsanmälan (röd linje). Markörer utan svart kant är placerade på fyndplatsen. Markörer med svart kant är placerade vid sidan av fyndplatsen och har ett svart streck som visar fyndplatsens exakta position. Kartans mittpunktskoordinat är N 6696930, E 491708 i SWEREF 99 TM.</w:t>
+        <w:t>Figur 1. Fyndplatser för naturvårdsarter inom 14 meter från avverkningsanmälan. Markörer utan svart kant är placerade på fyndplatsen. Markörer med svart kant är placerade vid sidan av fyndplatsen har ett svart streck som visar fyndplatsens exakta position. Kartans mittpunktskoordinat är N 6696930, E 491708 i SWEREF 99 TM.</w:t>
       </w:r>
     </w:p>
     <w:p>
       <w:r>
-        <w:rPr>
-          <w:b/>
-        </w:rPr>
-        <w:t>Bårdlav</w:t>
+        <w:t>Inom 14 meter från avverkningsanmälan finns fynd av 3 naturvårdsarter, varav 2 är rödlistade, 2 är typiska (T) och 1 är signalart (S): lunglav (NT, T), skorpgelélav (NT) och bårdlav (S, T). Se Figur 1.</w:t>
       </w:r>
+    </w:p>
+    <w:p>
       <w:r>
-        <w:t xml:space="preserve"> signalerar miljöer med höga naturvärden och på lokalerna finns vanligtvis många andra ovanliga och rödlistade arter. Den visar även på platser med hög och jämn luftfuktighet. På bårdlav och andra njurlavar (Nephroma) kan de sällsynta parasiterna </w:t>
+        <w:t>Nedan presenteras relevanta utdrag ur standarderna för FSC, Chain of Custody, Controlled Wood och PEFC.</w:t>
       </w:r>
+    </w:p>
+    <w:p>
       <w:r>
-        <w:rPr>
-          <w:i/>
-        </w:rPr>
-        <w:t xml:space="preserve">Protounguicularia nephromatis </w:t>
+        <w:t>Vi förväntar oss att ni återkommer med ett skriftligt svar på vårt klagomål och även beskriver vilka korrigerande åtgärder ni satt in för att rätta till identifierade brister i er efterlevnad av den svenska FSC standarden.</w:t>
       </w:r>
+    </w:p>
+    <w:p>
+      <w:pPr>
+        <w:pStyle w:val="Heading1"/>
+      </w:pPr>
       <w:r>
-        <w:t xml:space="preserve">(VU) och </w:t>
+        <w:t>Naturvårdsarter och fridlysta arter</w:t>
       </w:r>
+    </w:p>
+    <w:p>
       <w:r>
-        <w:rPr>
-          <w:i/>
-        </w:rPr>
-        <w:t xml:space="preserve">Tremella nephromatis </w:t>
-      </w:r>
-      <w:r>
-        <w:t xml:space="preserve">(DD) påträffas. Bårdlav är typisk art för </w:t>
-      </w:r>
-      <w:r>
-        <w:rPr>
-          <w:i/>
-        </w:rPr>
-        <w:t xml:space="preserve">9010 Taiga, 9020 Nordlig ädellövskog, 9070 Trädklädd betesmark, 9110 Näringsfattig bokskog, 9160 Näringsrik ekskog, 9180 Ädellövskog i branter </w:t>
-      </w:r>
-      <w:r>
-        <w:t>och</w:t>
-      </w:r>
-      <w:r>
-        <w:rPr>
-          <w:i/>
-        </w:rPr>
-        <w:t xml:space="preserve"> 9190 Näringsfattig ekskog</w:t>
-      </w:r>
-      <w:r>
-        <w:t xml:space="preserve"> (SLU Artdatabanken, 2026; Nitare &amp; Skogsstyrelsen, 2019).</w:t>
+        <w:t>Nedan följer beskrivningar av de naturvårdsarter och fridlysta arter som har sina livsmiljöer och växtplatser i den avverkningsanmälda skogen. Se även ytterligare artfakta i BILAGA 1. De påträffade naturvårdsarterna är ett tydligt kvitto på att det rör sig om en skog med höga naturvärden.</w:t>
       </w:r>
     </w:p>
     <w:p>
@@ -362,6 +312,53 @@
       </w:r>
       <w:r>
         <w:t>är spridd men sällsynt över stora delar av landet. Växer på gamla lövträd och kräver, åtminstone periodvis, hög luftfuktighet. Oftast står lövträden inne i gammal barrskog. I sydvästra Sverige växer den även på vårdträd i områden med hög luftfuktighet. De största kvarvarande populationerna finns sannolikt i fjällnära skog. I södra Sverige hotas laven av att gamla trädbestånd i parker och kyrkogårdar avverkas. I norra Sverige är det största hotet avverkning av asp och sälg. I ett landskapsperspektiv kan ett rikt asp- och sälginslag i barrskog, liksom den fauna och flora som förekommer i denna miljö, enbart säkerställas genom bränder eller brandliknande åtgärder (SLU Artdatabanken, 2025).</w:t>
+      </w:r>
+    </w:p>
+    <w:p>
+      <w:r>
+        <w:rPr>
+          <w:b/>
+        </w:rPr>
+        <w:t>Bårdlav</w:t>
+      </w:r>
+      <w:r>
+        <w:t xml:space="preserve"> signalerar miljöer med höga naturvärden och på lokalerna finns vanligtvis många andra ovanliga och rödlistade arter. Den visar även på platser med hög och jämn luftfuktighet. På bårdlav och andra njurlavar (Nephroma) kan de sällsynta parasiterna </w:t>
+      </w:r>
+      <w:r>
+        <w:rPr>
+          <w:i/>
+        </w:rPr>
+        <w:t xml:space="preserve">Protounguicularia nephromatis </w:t>
+      </w:r>
+      <w:r>
+        <w:t xml:space="preserve">(VU) och </w:t>
+      </w:r>
+      <w:r>
+        <w:rPr>
+          <w:i/>
+        </w:rPr>
+        <w:t xml:space="preserve">Tremella nephromatis </w:t>
+      </w:r>
+      <w:r>
+        <w:t xml:space="preserve">(DD) påträffas. Bårdlav är typisk art för </w:t>
+      </w:r>
+      <w:r>
+        <w:rPr>
+          <w:i/>
+        </w:rPr>
+        <w:t xml:space="preserve">9010 Taiga, 9020 Nordlig ädellövskog, 9070 Trädklädd betesmark, 9110 Näringsfattig bokskog, 9160 Näringsrik ekskog, 9180 Ädellövskog i branter </w:t>
+      </w:r>
+      <w:r>
+        <w:t>och</w:t>
+      </w:r>
+      <w:r>
+        <w:rPr>
+          <w:i/>
+        </w:rPr>
+        <w:t xml:space="preserve"> 9190 Näringsfattig ekskog</w:t>
+      </w:r>
+      <w:r>
+        <w:t xml:space="preserve"> (SLU Artdatabanken, 2026; Nitare &amp; Skogsstyrelsen, 2019).</w:t>
       </w:r>
     </w:p>
     <w:p>
@@ -881,7 +878,7 @@
     <w:r>
       <w:tab/>
       <w:tab/>
-      <w:t>2026-06-20</w:t>
+      <w:t>2026-06-21</w:t>
       <w:br/>
       <w:br/>
     </w:r>

--- a/klagomål/A 44380-2025 FSC-klagomål.docx
+++ b/klagomål/A 44380-2025 FSC-klagomål.docx
@@ -878,7 +878,7 @@
     <w:r>
       <w:tab/>
       <w:tab/>
-      <w:t>2026-06-21</w:t>
+      <w:t>2026-06-22</w:t>
       <w:br/>
       <w:br/>
     </w:r>

--- a/klagomål/A 44380-2025 FSC-klagomål.docx
+++ b/klagomål/A 44380-2025 FSC-klagomål.docx
@@ -878,7 +878,7 @@
     <w:r>
       <w:tab/>
       <w:tab/>
-      <w:t>2026-06-22</w:t>
+      <w:t>2026-06-23</w:t>
       <w:br/>
       <w:br/>
     </w:r>

--- a/klagomål/A 44380-2025 FSC-klagomål.docx
+++ b/klagomål/A 44380-2025 FSC-klagomål.docx
@@ -878,7 +878,7 @@
     <w:r>
       <w:tab/>
       <w:tab/>
-      <w:t>2026-06-23</w:t>
+      <w:t>2026-06-24</w:t>
       <w:br/>
       <w:br/>
     </w:r>

--- a/klagomål/A 44380-2025 FSC-klagomål.docx
+++ b/klagomål/A 44380-2025 FSC-klagomål.docx
@@ -878,7 +878,7 @@
     <w:r>
       <w:tab/>
       <w:tab/>
-      <w:t>2026-06-24</w:t>
+      <w:t>2026-06-25</w:t>
       <w:br/>
       <w:br/>
     </w:r>

--- a/klagomål/A 44380-2025 FSC-klagomål.docx
+++ b/klagomål/A 44380-2025 FSC-klagomål.docx
@@ -878,7 +878,7 @@
     <w:r>
       <w:tab/>
       <w:tab/>
-      <w:t>2026-06-25</w:t>
+      <w:t>2026-06-26</w:t>
       <w:br/>
       <w:br/>
     </w:r>

--- a/klagomål/A 44380-2025 FSC-klagomål.docx
+++ b/klagomål/A 44380-2025 FSC-klagomål.docx
@@ -878,7 +878,7 @@
     <w:r>
       <w:tab/>
       <w:tab/>
-      <w:t>2026-06-26</w:t>
+      <w:t>2026-06-27</w:t>
       <w:br/>
       <w:br/>
     </w:r>

--- a/klagomål/A 44380-2025 FSC-klagomål.docx
+++ b/klagomål/A 44380-2025 FSC-klagomål.docx
@@ -878,7 +878,7 @@
     <w:r>
       <w:tab/>
       <w:tab/>
-      <w:t>2026-06-27</w:t>
+      <w:t>2026-06-28</w:t>
       <w:br/>
       <w:br/>
     </w:r>

--- a/klagomål/A 44380-2025 FSC-klagomål.docx
+++ b/klagomål/A 44380-2025 FSC-klagomål.docx
@@ -878,7 +878,7 @@
     <w:r>
       <w:tab/>
       <w:tab/>
-      <w:t>2026-06-28</w:t>
+      <w:t>2026-06-29</w:t>
       <w:br/>
       <w:br/>
     </w:r>

--- a/klagomål/A 44380-2025 FSC-klagomål.docx
+++ b/klagomål/A 44380-2025 FSC-klagomål.docx
@@ -878,7 +878,7 @@
     <w:r>
       <w:tab/>
       <w:tab/>
-      <w:t>2026-06-29</w:t>
+      <w:t>2026-06-30</w:t>
       <w:br/>
       <w:br/>
     </w:r>

--- a/klagomål/A 44380-2025 FSC-klagomål.docx
+++ b/klagomål/A 44380-2025 FSC-klagomål.docx
@@ -878,7 +878,7 @@
     <w:r>
       <w:tab/>
       <w:tab/>
-      <w:t>2026-06-30</w:t>
+      <w:t>2026-07-01</w:t>
       <w:br/>
       <w:br/>
     </w:r>

--- a/klagomål/A 44380-2025 FSC-klagomål.docx
+++ b/klagomål/A 44380-2025 FSC-klagomål.docx
@@ -878,7 +878,7 @@
     <w:r>
       <w:tab/>
       <w:tab/>
-      <w:t>2026-07-01</w:t>
+      <w:t>2026-07-02</w:t>
       <w:br/>
       <w:br/>
     </w:r>

--- a/klagomål/A 44380-2025 FSC-klagomål.docx
+++ b/klagomål/A 44380-2025 FSC-klagomål.docx
@@ -878,7 +878,7 @@
     <w:r>
       <w:tab/>
       <w:tab/>
-      <w:t>2026-07-13</w:t>
+      <w:t>2026-07-14</w:t>
       <w:br/>
       <w:br/>
     </w:r>

--- a/klagomål/A 44380-2025 FSC-klagomål.docx
+++ b/klagomål/A 44380-2025 FSC-klagomål.docx
@@ -878,7 +878,7 @@
     <w:r>
       <w:tab/>
       <w:tab/>
-      <w:t>2026-07-14</w:t>
+      <w:t>2026-07-15</w:t>
       <w:br/>
       <w:br/>
     </w:r>

--- a/klagomål/A 44380-2025 FSC-klagomål.docx
+++ b/klagomål/A 44380-2025 FSC-klagomål.docx
@@ -878,7 +878,7 @@
     <w:r>
       <w:tab/>
       <w:tab/>
-      <w:t>2026-07-15</w:t>
+      <w:t>2026-07-16</w:t>
       <w:br/>
       <w:br/>
     </w:r>

--- a/klagomål/A 44380-2025 FSC-klagomål.docx
+++ b/klagomål/A 44380-2025 FSC-klagomål.docx
@@ -878,7 +878,7 @@
     <w:r>
       <w:tab/>
       <w:tab/>
-      <w:t>2026-07-16</w:t>
+      <w:t>2026-07-17</w:t>
       <w:br/>
       <w:br/>
     </w:r>

--- a/klagomål/A 44380-2025 FSC-klagomål.docx
+++ b/klagomål/A 44380-2025 FSC-klagomål.docx
@@ -878,7 +878,7 @@
     <w:r>
       <w:tab/>
       <w:tab/>
-      <w:t>2026-07-17</w:t>
+      <w:t>2026-07-18</w:t>
       <w:br/>
       <w:br/>
     </w:r>

--- a/klagomål/A 44380-2025 FSC-klagomål.docx
+++ b/klagomål/A 44380-2025 FSC-klagomål.docx
@@ -878,7 +878,7 @@
     <w:r>
       <w:tab/>
       <w:tab/>
-      <w:t>2026-07-18</w:t>
+      <w:t>2026-07-19</w:t>
       <w:br/>
       <w:br/>
     </w:r>

--- a/klagomål/A 44380-2025 FSC-klagomål.docx
+++ b/klagomål/A 44380-2025 FSC-klagomål.docx
@@ -878,7 +878,7 @@
     <w:r>
       <w:tab/>
       <w:tab/>
-      <w:t>2026-07-19</w:t>
+      <w:t>2026-07-20</w:t>
       <w:br/>
       <w:br/>
     </w:r>

--- a/klagomål/A 44380-2025 FSC-klagomål.docx
+++ b/klagomål/A 44380-2025 FSC-klagomål.docx
@@ -878,7 +878,7 @@
     <w:r>
       <w:tab/>
       <w:tab/>
-      <w:t>2026-07-20</w:t>
+      <w:t>2026-07-21</w:t>
       <w:br/>
       <w:br/>
     </w:r>

--- a/klagomål/A 44380-2025 FSC-klagomål.docx
+++ b/klagomål/A 44380-2025 FSC-klagomål.docx
@@ -878,7 +878,7 @@
     <w:r>
       <w:tab/>
       <w:tab/>
-      <w:t>2026-07-21</w:t>
+      <w:t>2026-07-22</w:t>
       <w:br/>
       <w:br/>
     </w:r>

--- a/klagomål/A 44380-2025 FSC-klagomål.docx
+++ b/klagomål/A 44380-2025 FSC-klagomål.docx
@@ -878,7 +878,7 @@
     <w:r>
       <w:tab/>
       <w:tab/>
-      <w:t>2026-07-22</w:t>
+      <w:t>2026-07-23</w:t>
       <w:br/>
       <w:br/>
     </w:r>

--- a/klagomål/A 44380-2025 FSC-klagomål.docx
+++ b/klagomål/A 44380-2025 FSC-klagomål.docx
@@ -878,7 +878,7 @@
     <w:r>
       <w:tab/>
       <w:tab/>
-      <w:t>2026-07-23</w:t>
+      <w:t>2026-07-24</w:t>
       <w:br/>
       <w:br/>
     </w:r>

--- a/klagomål/A 44380-2025 FSC-klagomål.docx
+++ b/klagomål/A 44380-2025 FSC-klagomål.docx
@@ -878,7 +878,7 @@
     <w:r>
       <w:tab/>
       <w:tab/>
-      <w:t>2026-07-24</w:t>
+      <w:t>2026-07-25</w:t>
       <w:br/>
       <w:br/>
     </w:r>

--- a/klagomål/A 44380-2025 FSC-klagomål.docx
+++ b/klagomål/A 44380-2025 FSC-klagomål.docx
@@ -878,7 +878,7 @@
     <w:r>
       <w:tab/>
       <w:tab/>
-      <w:t>2026-07-25</w:t>
+      <w:t>2026-07-26</w:t>
       <w:br/>
       <w:br/>
     </w:r>

--- a/klagomål/A 44380-2025 FSC-klagomål.docx
+++ b/klagomål/A 44380-2025 FSC-klagomål.docx
@@ -878,7 +878,7 @@
     <w:r>
       <w:tab/>
       <w:tab/>
-      <w:t>2026-07-26</w:t>
+      <w:t>2026-07-27</w:t>
       <w:br/>
       <w:br/>
     </w:r>

--- a/klagomål/A 44380-2025 FSC-klagomål.docx
+++ b/klagomål/A 44380-2025 FSC-klagomål.docx
@@ -878,7 +878,7 @@
     <w:r>
       <w:tab/>
       <w:tab/>
-      <w:t>2026-07-27</w:t>
+      <w:t>2026-07-28</w:t>
       <w:br/>
       <w:br/>
     </w:r>

--- a/klagomål/A 44380-2025 FSC-klagomål.docx
+++ b/klagomål/A 44380-2025 FSC-klagomål.docx
@@ -878,7 +878,7 @@
     <w:r>
       <w:tab/>
       <w:tab/>
-      <w:t>2026-07-28</w:t>
+      <w:t>2026-07-29</w:t>
       <w:br/>
       <w:br/>
     </w:r>

--- a/klagomål/A 44380-2025 FSC-klagomål.docx
+++ b/klagomål/A 44380-2025 FSC-klagomål.docx
@@ -878,7 +878,7 @@
     <w:r>
       <w:tab/>
       <w:tab/>
-      <w:t>2026-07-29</w:t>
+      <w:t>2026-07-30</w:t>
       <w:br/>
       <w:br/>
     </w:r>

--- a/klagomål/A 44380-2025 FSC-klagomål.docx
+++ b/klagomål/A 44380-2025 FSC-klagomål.docx
@@ -878,7 +878,7 @@
     <w:r>
       <w:tab/>
       <w:tab/>
-      <w:t>2026-07-30</w:t>
+      <w:t>2026-07-31</w:t>
       <w:br/>
       <w:br/>
     </w:r>

--- a/klagomål/A 44380-2025 FSC-klagomål.docx
+++ b/klagomål/A 44380-2025 FSC-klagomål.docx
@@ -878,7 +878,7 @@
     <w:r>
       <w:tab/>
       <w:tab/>
-      <w:t>2026-07-31</w:t>
+      <w:t>2026-08-01</w:t>
       <w:br/>
       <w:br/>
     </w:r>

--- a/klagomål/A 44380-2025 FSC-klagomål.docx
+++ b/klagomål/A 44380-2025 FSC-klagomål.docx
@@ -878,7 +878,7 @@
     <w:r>
       <w:tab/>
       <w:tab/>
-      <w:t>2026-08-01</w:t>
+      <w:t>2026-08-02</w:t>
       <w:br/>
       <w:br/>
     </w:r>

--- a/klagomål/A 44380-2025 FSC-klagomål.docx
+++ b/klagomål/A 44380-2025 FSC-klagomål.docx
@@ -878,7 +878,7 @@
     <w:r>
       <w:tab/>
       <w:tab/>
-      <w:t>2026-08-02</w:t>
+      <w:t>2026-08-03</w:t>
       <w:br/>
       <w:br/>
     </w:r>

--- a/klagomål/A 44380-2025 FSC-klagomål.docx
+++ b/klagomål/A 44380-2025 FSC-klagomål.docx
@@ -878,7 +878,7 @@
     <w:r>
       <w:tab/>
       <w:tab/>
-      <w:t>2026-08-03</w:t>
+      <w:t>2026-08-05</w:t>
       <w:br/>
       <w:br/>
     </w:r>

--- a/klagomål/A 44380-2025 FSC-klagomål.docx
+++ b/klagomål/A 44380-2025 FSC-klagomål.docx
@@ -878,7 +878,7 @@
     <w:r>
       <w:tab/>
       <w:tab/>
-      <w:t>2026-08-05</w:t>
+      <w:t>2026-08-07</w:t>
       <w:br/>
       <w:br/>
     </w:r>

--- a/klagomål/A 44380-2025 FSC-klagomål.docx
+++ b/klagomål/A 44380-2025 FSC-klagomål.docx
@@ -878,7 +878,7 @@
     <w:r>
       <w:tab/>
       <w:tab/>
-      <w:t>2026-08-07</w:t>
+      <w:t>2026-08-08</w:t>
       <w:br/>
       <w:br/>
     </w:r>

--- a/klagomål/A 44380-2025 FSC-klagomål.docx
+++ b/klagomål/A 44380-2025 FSC-klagomål.docx
@@ -216,7 +216,7 @@
         <w:spacing w:after="240"/>
       </w:pPr>
       <w:r>
-        <w:t>Figur 1. Fyndplatser för naturvårdsarter inom 14 meter från avverkningsanmälan. Markörer utan svart kant är placerade på fyndplatsen. Markörer med svart kant är placerade vid sidan av fyndplatsen har ett svart streck som visar fyndplatsens exakta position. Kartans mittpunktskoordinat är N 6696930, E 491708 i SWEREF 99 TM.</w:t>
+        <w:t>Figur 1. Fyndplatser för naturvårdsarter inom 14 meter från avverkningsanmälan. Markörer utan svart kant är placerade på fyndplatsen. Markörer med svart kant är placerade vid sidan av fyndplatsen och har ett svart streck som visar fyndplatsens exakta position. Kartans mittpunktskoordinat är N 6696930, E 491708 i SWEREF 99 TM.</w:t>
       </w:r>
     </w:p>
     <w:p>
@@ -878,7 +878,7 @@
     <w:r>
       <w:tab/>
       <w:tab/>
-      <w:t>2026-08-14</w:t>
+      <w:t>2026-08-15</w:t>
       <w:br/>
       <w:br/>
     </w:r>

--- a/klagomål/A 44380-2025 FSC-klagomål.docx
+++ b/klagomål/A 44380-2025 FSC-klagomål.docx
@@ -878,7 +878,7 @@
     <w:r>
       <w:tab/>
       <w:tab/>
-      <w:t>2026-08-15</w:t>
+      <w:t>2026-08-16</w:t>
       <w:br/>
       <w:br/>
     </w:r>

--- a/klagomål/A 44380-2025 FSC-klagomål.docx
+++ b/klagomål/A 44380-2025 FSC-klagomål.docx
@@ -878,7 +878,7 @@
     <w:r>
       <w:tab/>
       <w:tab/>
-      <w:t>2026-08-16</w:t>
+      <w:t>2026-08-17</w:t>
       <w:br/>
       <w:br/>
     </w:r>

--- a/klagomål/A 44380-2025 FSC-klagomål.docx
+++ b/klagomål/A 44380-2025 FSC-klagomål.docx
@@ -878,7 +878,7 @@
     <w:r>
       <w:tab/>
       <w:tab/>
-      <w:t>2026-08-17</w:t>
+      <w:t>2026-08-18</w:t>
       <w:br/>
       <w:br/>
     </w:r>

--- a/klagomål/A 44380-2025 FSC-klagomål.docx
+++ b/klagomål/A 44380-2025 FSC-klagomål.docx
@@ -878,7 +878,7 @@
     <w:r>
       <w:tab/>
       <w:tab/>
-      <w:t>2026-08-18</w:t>
+      <w:t>2026-08-19</w:t>
       <w:br/>
       <w:br/>
     </w:r>

--- a/klagomål/A 44380-2025 FSC-klagomål.docx
+++ b/klagomål/A 44380-2025 FSC-klagomål.docx
@@ -878,7 +878,7 @@
     <w:r>
       <w:tab/>
       <w:tab/>
-      <w:t>2026-08-19</w:t>
+      <w:t>2026-08-20</w:t>
       <w:br/>
       <w:br/>
     </w:r>

--- a/klagomål/A 44380-2025 FSC-klagomål.docx
+++ b/klagomål/A 44380-2025 FSC-klagomål.docx
@@ -878,7 +878,7 @@
     <w:r>
       <w:tab/>
       <w:tab/>
-      <w:t>2026-08-20</w:t>
+      <w:t>2026-08-21</w:t>
       <w:br/>
       <w:br/>
     </w:r>

--- a/klagomål/A 44380-2025 FSC-klagomål.docx
+++ b/klagomål/A 44380-2025 FSC-klagomål.docx
@@ -878,7 +878,7 @@
     <w:r>
       <w:tab/>
       <w:tab/>
-      <w:t>2026-08-21</w:t>
+      <w:t>2026-08-22</w:t>
       <w:br/>
       <w:br/>
     </w:r>

--- a/klagomål/A 44380-2025 FSC-klagomål.docx
+++ b/klagomål/A 44380-2025 FSC-klagomål.docx
@@ -878,7 +878,7 @@
     <w:r>
       <w:tab/>
       <w:tab/>
-      <w:t>2026-08-22</w:t>
+      <w:t>2026-08-23</w:t>
       <w:br/>
       <w:br/>
     </w:r>

--- a/klagomål/A 44380-2025 FSC-klagomål.docx
+++ b/klagomål/A 44380-2025 FSC-klagomål.docx
@@ -878,7 +878,7 @@
     <w:r>
       <w:tab/>
       <w:tab/>
-      <w:t>2026-08-23</w:t>
+      <w:t>2026-08-24</w:t>
       <w:br/>
       <w:br/>
     </w:r>

--- a/klagomål/A 44380-2025 FSC-klagomål.docx
+++ b/klagomål/A 44380-2025 FSC-klagomål.docx
@@ -878,7 +878,7 @@
     <w:r>
       <w:tab/>
       <w:tab/>
-      <w:t>2026-08-24</w:t>
+      <w:t>2026-08-25</w:t>
       <w:br/>
       <w:br/>
     </w:r>

--- a/klagomål/A 44380-2025 FSC-klagomål.docx
+++ b/klagomål/A 44380-2025 FSC-klagomål.docx
@@ -878,7 +878,7 @@
     <w:r>
       <w:tab/>
       <w:tab/>
-      <w:t>2026-08-25</w:t>
+      <w:t>2026-08-26</w:t>
       <w:br/>
       <w:br/>
     </w:r>

--- a/klagomål/A 44380-2025 FSC-klagomål.docx
+++ b/klagomål/A 44380-2025 FSC-klagomål.docx
@@ -878,7 +878,7 @@
     <w:r>
       <w:tab/>
       <w:tab/>
-      <w:t>2026-08-26</w:t>
+      <w:t>2026-08-27</w:t>
       <w:br/>
       <w:br/>
     </w:r>

--- a/klagomål/A 44380-2025 FSC-klagomål.docx
+++ b/klagomål/A 44380-2025 FSC-klagomål.docx
@@ -878,7 +878,7 @@
     <w:r>
       <w:tab/>
       <w:tab/>
-      <w:t>2026-08-27</w:t>
+      <w:t>2026-08-28</w:t>
       <w:br/>
       <w:br/>
     </w:r>

--- a/klagomål/A 44380-2025 FSC-klagomål.docx
+++ b/klagomål/A 44380-2025 FSC-klagomål.docx
@@ -878,7 +878,7 @@
     <w:r>
       <w:tab/>
       <w:tab/>
-      <w:t>2026-08-28</w:t>
+      <w:t>2026-08-29</w:t>
       <w:br/>
       <w:br/>
     </w:r>

--- a/klagomål/A 44380-2025 FSC-klagomål.docx
+++ b/klagomål/A 44380-2025 FSC-klagomål.docx
@@ -878,7 +878,7 @@
     <w:r>
       <w:tab/>
       <w:tab/>
-      <w:t>2026-08-29</w:t>
+      <w:t>2026-08-31</w:t>
       <w:br/>
       <w:br/>
     </w:r>

--- a/klagomål/A 44380-2025 FSC-klagomål.docx
+++ b/klagomål/A 44380-2025 FSC-klagomål.docx
@@ -878,7 +878,7 @@
     <w:r>
       <w:tab/>
       <w:tab/>
-      <w:t>2026-08-31</w:t>
+      <w:t>2026-09-01</w:t>
       <w:br/>
       <w:br/>
     </w:r>

--- a/klagomål/A 44380-2025 FSC-klagomål.docx
+++ b/klagomål/A 44380-2025 FSC-klagomål.docx
@@ -878,7 +878,7 @@
     <w:r>
       <w:tab/>
       <w:tab/>
-      <w:t>2026-09-01</w:t>
+      <w:t>2026-09-02</w:t>
       <w:br/>
       <w:br/>
     </w:r>

--- a/klagomål/A 44380-2025 FSC-klagomål.docx
+++ b/klagomål/A 44380-2025 FSC-klagomål.docx
@@ -878,7 +878,7 @@
     <w:r>
       <w:tab/>
       <w:tab/>
-      <w:t>2026-09-02</w:t>
+      <w:t>2026-09-03</w:t>
       <w:br/>
       <w:br/>
     </w:r>

--- a/klagomål/A 44380-2025 FSC-klagomål.docx
+++ b/klagomål/A 44380-2025 FSC-klagomål.docx
@@ -878,7 +878,7 @@
     <w:r>
       <w:tab/>
       <w:tab/>
-      <w:t>2026-09-03</w:t>
+      <w:t>2026-09-04</w:t>
       <w:br/>
       <w:br/>
     </w:r>

--- a/klagomål/A 44380-2025 FSC-klagomål.docx
+++ b/klagomål/A 44380-2025 FSC-klagomål.docx
@@ -878,7 +878,7 @@
     <w:r>
       <w:tab/>
       <w:tab/>
-      <w:t>2026-09-04</w:t>
+      <w:t>2026-09-05</w:t>
       <w:br/>
       <w:br/>
     </w:r>
